--- a/Оборудование/Elfin EW11A/Настройка Elfin EW-11.docx
+++ b/Оборудование/Elfin EW11A/Настройка Elfin EW-11.docx
@@ -1,10 +1,10 @@
 
 <file path=word/document.xml><?xml version="1.0" encoding="utf-8"?>
-<w:document xmlns:wpc="http://schemas.microsoft.com/office/word/2010/wordprocessingCanvas" xmlns:cx="http://schemas.microsoft.com/office/drawing/2014/chartex" xmlns:cx1="http://schemas.microsoft.com/office/drawing/2015/9/8/chartex" xmlns:cx2="http://schemas.microsoft.com/office/drawing/2015/10/21/chartex" xmlns:cx3="http://schemas.microsoft.com/office/drawing/2016/5/9/chartex" xmlns:cx4="http://schemas.microsoft.com/office/drawing/2016/5/10/chartex" xmlns:cx5="http://schemas.microsoft.com/office/drawing/2016/5/11/chartex" xmlns:cx6="http://schemas.microsoft.com/office/drawing/2016/5/12/chartex" xmlns:cx7="http://schemas.microsoft.com/office/drawing/2016/5/13/chartex" xmlns:cx8="http://schemas.microsoft.com/office/drawing/2016/5/14/chartex" xmlns:mc="http://schemas.openxmlformats.org/markup-compatibility/2006" xmlns:aink="http://schemas.microsoft.com/office/drawing/2016/ink" xmlns:am3d="http://schemas.microsoft.com/office/drawing/2017/model3d" xmlns:o="urn:schemas-microsoft-com:office:office" xmlns:oel="http://schemas.microsoft.com/office/2019/extlst" xmlns:r="http://schemas.openxmlformats.org/officeDocument/2006/relationships" xmlns:m="http://schemas.openxmlformats.org/officeDocument/2006/math" xmlns:v="urn:schemas-microsoft-com:vml" xmlns:wp14="http://schemas.microsoft.com/office/word/2010/wordprocessingDrawing" xmlns:wp="http://schemas.openxmlformats.org/drawingml/2006/wordprocessingDrawing" xmlns:w10="urn:schemas-microsoft-com:office:word" xmlns:w="http://schemas.openxmlformats.org/wordprocessingml/2006/main" xmlns:w14="http://schemas.microsoft.com/office/word/2010/wordml" xmlns:w15="http://schemas.microsoft.com/office/word/2012/wordml" xmlns:w16cex="http://schemas.microsoft.com/office/word/2018/wordml/cex" xmlns:w16cid="http://schemas.microsoft.com/office/word/2016/wordml/cid" xmlns:w16="http://schemas.microsoft.com/office/word/2018/wordml" xmlns:w16du="http://schemas.microsoft.com/office/word/2023/wordml/word16du" xmlns:w16sdtdh="http://schemas.microsoft.com/office/word/2020/wordml/sdtdatahash" xmlns:w16se="http://schemas.microsoft.com/office/word/2015/wordml/symex" xmlns:wpg="http://schemas.microsoft.com/office/word/2010/wordprocessingGroup" xmlns:wpi="http://schemas.microsoft.com/office/word/2010/wordprocessingInk" xmlns:wne="http://schemas.microsoft.com/office/word/2006/wordml" xmlns:wps="http://schemas.microsoft.com/office/word/2010/wordprocessingShape" mc:Ignorable="w14 w15 w16se w16cid w16 w16cex w16sdtdh w16du wp14">
+<w:document xmlns:wpc="http://schemas.microsoft.com/office/word/2010/wordprocessingCanvas" xmlns:cx="http://schemas.microsoft.com/office/drawing/2014/chartex" xmlns:cx1="http://schemas.microsoft.com/office/drawing/2015/9/8/chartex" xmlns:cx2="http://schemas.microsoft.com/office/drawing/2015/10/21/chartex" xmlns:cx3="http://schemas.microsoft.com/office/drawing/2016/5/9/chartex" xmlns:cx4="http://schemas.microsoft.com/office/drawing/2016/5/10/chartex" xmlns:cx5="http://schemas.microsoft.com/office/drawing/2016/5/11/chartex" xmlns:cx6="http://schemas.microsoft.com/office/drawing/2016/5/12/chartex" xmlns:cx7="http://schemas.microsoft.com/office/drawing/2016/5/13/chartex" xmlns:cx8="http://schemas.microsoft.com/office/drawing/2016/5/14/chartex" xmlns:mc="http://schemas.openxmlformats.org/markup-compatibility/2006" xmlns:aink="http://schemas.microsoft.com/office/drawing/2016/ink" xmlns:am3d="http://schemas.microsoft.com/office/drawing/2017/model3d" xmlns:o="urn:schemas-microsoft-com:office:office" xmlns:oel="http://schemas.microsoft.com/office/2019/extlst" xmlns:r="http://schemas.openxmlformats.org/officeDocument/2006/relationships" xmlns:m="http://schemas.openxmlformats.org/officeDocument/2006/math" xmlns:v="urn:schemas-microsoft-com:vml" xmlns:wp14="http://schemas.microsoft.com/office/word/2010/wordprocessingDrawing" xmlns:wp="http://schemas.openxmlformats.org/drawingml/2006/wordprocessingDrawing" xmlns:w10="urn:schemas-microsoft-com:office:word" xmlns:w="http://schemas.openxmlformats.org/wordprocessingml/2006/main" xmlns:w14="http://schemas.microsoft.com/office/word/2010/wordml" xmlns:w15="http://schemas.microsoft.com/office/word/2012/wordml" xmlns:w16cex="http://schemas.microsoft.com/office/word/2018/wordml/cex" xmlns:w16cid="http://schemas.microsoft.com/office/word/2016/wordml/cid" xmlns:w16="http://schemas.microsoft.com/office/word/2018/wordml" xmlns:w16du="http://schemas.microsoft.com/office/word/2023/wordml/word16du" xmlns:w16sdtdh="http://schemas.microsoft.com/office/word/2020/wordml/sdtdatahash" xmlns:w16sdtfl="http://schemas.microsoft.com/office/word/2024/wordml/sdtformatlock" xmlns:w16se="http://schemas.microsoft.com/office/word/2015/wordml/symex" xmlns:wpg="http://schemas.microsoft.com/office/word/2010/wordprocessingGroup" xmlns:wpi="http://schemas.microsoft.com/office/word/2010/wordprocessingInk" xmlns:wne="http://schemas.microsoft.com/office/word/2006/wordml" xmlns:wps="http://schemas.microsoft.com/office/word/2010/wordprocessingShape" mc:Ignorable="w14 w15 w16se w16cid w16 w16cex w16sdtdh w16sdtfl w16du wp14">
   <w:body>
     <w:p>
       <w:pPr>
-        <w:pStyle w:val="Heading1"/>
+        <w:pStyle w:val="1"/>
       </w:pPr>
       <w:r>
         <w:t xml:space="preserve">Настройка устройства </w:t>
@@ -18,7 +18,7 @@
     </w:p>
     <w:p>
       <w:pPr>
-        <w:pStyle w:val="ListParagraph"/>
+        <w:pStyle w:val="a7"/>
         <w:numPr>
           <w:ilvl w:val="0"/>
           <w:numId w:val="1"/>
@@ -111,7 +111,7 @@
     </w:p>
     <w:p>
       <w:pPr>
-        <w:pStyle w:val="ListParagraph"/>
+        <w:pStyle w:val="a7"/>
         <w:numPr>
           <w:ilvl w:val="0"/>
           <w:numId w:val="1"/>
@@ -193,7 +193,13 @@
         <w:t>чу</w:t>
       </w:r>
       <w:r>
-        <w:t xml:space="preserve"> питание на устройство</w:t>
+        <w:t xml:space="preserve"> питани</w:t>
+      </w:r>
+      <w:r>
+        <w:t>я</w:t>
+      </w:r>
+      <w:r>
+        <w:t xml:space="preserve"> на устройство</w:t>
       </w:r>
       <w:r>
         <w:t>.</w:t>
@@ -201,7 +207,7 @@
     </w:p>
     <w:p>
       <w:pPr>
-        <w:pStyle w:val="ListParagraph"/>
+        <w:pStyle w:val="a7"/>
         <w:numPr>
           <w:ilvl w:val="0"/>
           <w:numId w:val="1"/>
@@ -279,7 +285,7 @@
     </w:p>
     <w:p>
       <w:pPr>
-        <w:pStyle w:val="ListParagraph"/>
+        <w:pStyle w:val="a7"/>
         <w:numPr>
           <w:ilvl w:val="0"/>
           <w:numId w:val="1"/>
@@ -300,21 +306,25 @@
       <w:r>
         <w:t>_</w:t>
       </w:r>
+      <w:proofErr w:type="spellStart"/>
       <w:r>
         <w:rPr>
           <w:lang w:val="en-US"/>
         </w:rPr>
         <w:t>xxxx</w:t>
       </w:r>
+      <w:proofErr w:type="spellEnd"/>
       <w:r>
         <w:t xml:space="preserve">, где </w:t>
       </w:r>
+      <w:proofErr w:type="spellStart"/>
       <w:r>
         <w:rPr>
           <w:lang w:val="en-US"/>
         </w:rPr>
         <w:t>xxxx</w:t>
       </w:r>
+      <w:proofErr w:type="spellEnd"/>
       <w:r>
         <w:t xml:space="preserve"> – это последние 4 цифры </w:t>
       </w:r>
@@ -345,7 +355,7 @@
     </w:p>
     <w:p>
       <w:pPr>
-        <w:pStyle w:val="ListParagraph"/>
+        <w:pStyle w:val="a7"/>
         <w:numPr>
           <w:ilvl w:val="0"/>
           <w:numId w:val="1"/>
@@ -483,7 +493,7 @@
     </w:p>
     <w:p>
       <w:pPr>
-        <w:pStyle w:val="ListParagraph"/>
+        <w:pStyle w:val="a7"/>
         <w:numPr>
           <w:ilvl w:val="0"/>
           <w:numId w:val="1"/>
@@ -493,6 +503,7 @@
         <w:rPr>
           <w:noProof/>
         </w:rPr>
+        <w:lastRenderedPageBreak/>
         <w:drawing>
           <wp:anchor distT="107950" distB="107950" distL="114300" distR="114300" simplePos="0" relativeHeight="251665408" behindDoc="0" locked="0" layoutInCell="1" allowOverlap="0" wp14:anchorId="563C9694" wp14:editId="5C4CB072">
             <wp:simplePos x="0" y="0"/>
@@ -633,7 +644,7 @@
     </w:p>
     <w:p>
       <w:pPr>
-        <w:pStyle w:val="ListParagraph"/>
+        <w:pStyle w:val="a7"/>
         <w:numPr>
           <w:ilvl w:val="0"/>
           <w:numId w:val="1"/>
@@ -717,12 +728,14 @@
       <w:r>
         <w:t xml:space="preserve">а программа </w:t>
       </w:r>
+      <w:proofErr w:type="spellStart"/>
       <w:r>
         <w:rPr>
           <w:lang w:val="en-US"/>
         </w:rPr>
         <w:t>IOTservice</w:t>
       </w:r>
+      <w:proofErr w:type="spellEnd"/>
       <w:r>
         <w:t>, то настройку устройства можно произвести из той сети, к которой подключены и устройство, и компьютер.</w:t>
       </w:r>
@@ -756,7 +769,7 @@
     </w:p>
     <w:p>
       <w:pPr>
-        <w:pStyle w:val="ListParagraph"/>
+        <w:pStyle w:val="a7"/>
         <w:numPr>
           <w:ilvl w:val="0"/>
           <w:numId w:val="1"/>
@@ -967,7 +980,7 @@
     </w:p>
     <w:p>
       <w:pPr>
-        <w:pStyle w:val="ListParagraph"/>
+        <w:pStyle w:val="a7"/>
         <w:numPr>
           <w:ilvl w:val="0"/>
           <w:numId w:val="1"/>
@@ -980,6 +993,7 @@
         <w:rPr>
           <w:noProof/>
         </w:rPr>
+        <w:lastRenderedPageBreak/>
         <w:drawing>
           <wp:anchor distT="107950" distB="107950" distL="114300" distR="114300" simplePos="0" relativeHeight="251664384" behindDoc="0" locked="0" layoutInCell="1" allowOverlap="0" wp14:anchorId="60C3803C" wp14:editId="444F67C5">
             <wp:simplePos x="0" y="0"/>
@@ -1145,7 +1159,16 @@
         <w:t>System</w:t>
       </w:r>
       <w:r>
-        <w:t xml:space="preserve">» нужно отключить </w:t>
+        <w:t xml:space="preserve">» нужно </w:t>
+      </w:r>
+      <w:r>
+        <w:t>в</w:t>
+      </w:r>
+      <w:r>
+        <w:t xml:space="preserve">ключить </w:t>
+      </w:r>
+      <w:r>
+        <w:t xml:space="preserve">внешний </w:t>
       </w:r>
       <w:r>
         <w:rPr>
@@ -1250,7 +1273,11 @@
         <w:t xml:space="preserve">наш рабочий процесс не влияют, по-видимому, </w:t>
       </w:r>
       <w:r>
-        <w:t>эти настройки предназначены для построения виртуальных сетей.</w:t>
+        <w:t xml:space="preserve">эти настройки </w:t>
+      </w:r>
+      <w:r>
+        <w:lastRenderedPageBreak/>
+        <w:t>предназначены для построения виртуальных сетей.</w:t>
       </w:r>
       <w:r>
         <w:t xml:space="preserve"> В окне </w:t>
@@ -1258,12 +1285,14 @@
       <w:r>
         <w:t>“</w:t>
       </w:r>
+      <w:proofErr w:type="spellStart"/>
       <w:r>
         <w:rPr>
           <w:lang w:val="en-US"/>
         </w:rPr>
         <w:t>WiFi</w:t>
       </w:r>
+      <w:proofErr w:type="spellEnd"/>
       <w:r>
         <w:t>”</w:t>
       </w:r>
@@ -1345,7 +1374,7 @@
     </w:p>
     <w:p>
       <w:pPr>
-        <w:pStyle w:val="ListParagraph"/>
+        <w:pStyle w:val="a7"/>
         <w:numPr>
           <w:ilvl w:val="0"/>
           <w:numId w:val="1"/>
@@ -1358,623 +1387,18 @@
         <w:rPr>
           <w:noProof/>
         </w:rPr>
-        <w:t>В</w:t>
-      </w:r>
-      <w:r>
-        <w:rPr>
-          <w:noProof/>
-        </w:rPr>
-        <w:t>аж</w:t>
-      </w:r>
-      <w:r>
-        <w:rPr>
-          <w:noProof/>
-        </w:rPr>
-        <w:t>но</w:t>
-      </w:r>
-      <w:r>
-        <w:rPr>
-          <w:noProof/>
-        </w:rPr>
-        <w:t xml:space="preserve"> о</w:t>
-      </w:r>
-      <w:r>
-        <w:rPr>
-          <w:noProof/>
-        </w:rPr>
-        <w:t>трыт</w:t>
-      </w:r>
-      <w:r>
-        <w:rPr>
-          <w:noProof/>
-        </w:rPr>
-        <w:t xml:space="preserve">ь </w:t>
-      </w:r>
-      <w:r>
-        <w:rPr>
-          <w:noProof/>
-        </w:rPr>
-        <w:t>де</w:t>
-      </w:r>
-      <w:r>
-        <w:rPr>
-          <w:noProof/>
-        </w:rPr>
-        <w:t>тальн</w:t>
-      </w:r>
-      <w:r>
-        <w:rPr>
-          <w:noProof/>
-        </w:rPr>
-        <w:t>ые на</w:t>
-      </w:r>
-      <w:r>
-        <w:rPr>
-          <w:noProof/>
-        </w:rPr>
-        <w:t>строй</w:t>
-      </w:r>
-      <w:r>
-        <w:rPr>
-          <w:noProof/>
-        </w:rPr>
-        <w:t>ки инте</w:t>
-      </w:r>
-      <w:r>
-        <w:rPr>
-          <w:noProof/>
-        </w:rPr>
-        <w:t>рфе</w:t>
-      </w:r>
-      <w:r>
-        <w:rPr>
-          <w:noProof/>
-        </w:rPr>
-        <w:t>йса</w:t>
-      </w:r>
-      <w:r>
-        <w:rPr>
-          <w:noProof/>
-        </w:rPr>
-        <w:t xml:space="preserve"> </w:t>
-      </w:r>
-      <w:r>
-        <w:rPr>
-          <w:noProof/>
-          <w:lang w:val="en-US"/>
-        </w:rPr>
-        <w:t>Mod</w:t>
-      </w:r>
-      <w:r>
-        <w:rPr>
-          <w:noProof/>
-          <w:lang w:val="en-US"/>
-        </w:rPr>
-        <w:t>B</w:t>
-      </w:r>
-      <w:r>
-        <w:rPr>
-          <w:noProof/>
-          <w:lang w:val="en-US"/>
-        </w:rPr>
-        <w:t>us</w:t>
-      </w:r>
-      <w:r>
-        <w:rPr>
-          <w:noProof/>
-        </w:rPr>
-        <w:t>.</w:t>
-      </w:r>
-      <w:r>
-        <w:rPr>
-          <w:noProof/>
-        </w:rPr>
-        <w:t xml:space="preserve"> </w:t>
-      </w:r>
-      <w:r>
-        <w:rPr>
-          <w:noProof/>
-        </w:rPr>
-        <w:t xml:space="preserve">Нужно </w:t>
-      </w:r>
-      <w:r>
-        <w:rPr>
-          <w:noProof/>
-        </w:rPr>
-        <w:t>нажат</w:t>
-      </w:r>
-      <w:r>
-        <w:rPr>
-          <w:noProof/>
-        </w:rPr>
-        <w:t>ь кноп</w:t>
-      </w:r>
-      <w:r>
-        <w:rPr>
-          <w:noProof/>
-        </w:rPr>
-        <w:t>ку</w:t>
-      </w:r>
-      <w:r>
-        <w:rPr>
-          <w:noProof/>
-        </w:rPr>
-        <w:t xml:space="preserve"> </w:t>
-      </w:r>
-      <w:r>
-        <w:rPr>
-          <w:noProof/>
-          <w:lang w:val="en-US"/>
-        </w:rPr>
-        <w:t>Deta</w:t>
-      </w:r>
-      <w:r>
-        <w:rPr>
-          <w:noProof/>
-          <w:lang w:val="en-US"/>
-        </w:rPr>
-        <w:t>il</w:t>
-      </w:r>
-      <w:r>
-        <w:rPr>
-          <w:noProof/>
-        </w:rPr>
-        <w:t>.</w:t>
-      </w:r>
-      <w:r>
-        <w:rPr>
-          <w:noProof/>
-        </w:rPr>
-        <w:t xml:space="preserve"> </w:t>
-      </w:r>
-      <w:r>
-        <w:rPr>
-          <w:noProof/>
-        </w:rPr>
-        <w:t>В на</w:t>
-      </w:r>
-      <w:r>
-        <w:rPr>
-          <w:noProof/>
-        </w:rPr>
-        <w:t>строй</w:t>
-      </w:r>
-      <w:r>
-        <w:rPr>
-          <w:noProof/>
-        </w:rPr>
-        <w:t xml:space="preserve">ках </w:t>
-      </w:r>
-      <w:r>
-        <w:rPr>
-          <w:noProof/>
-          <w:lang w:val="en-US"/>
-        </w:rPr>
-        <w:t>U</w:t>
-      </w:r>
-      <w:r>
-        <w:rPr>
-          <w:noProof/>
-          <w:lang w:val="en-US"/>
-        </w:rPr>
-        <w:t>ART</w:t>
-      </w:r>
-      <w:r>
-        <w:rPr>
-          <w:noProof/>
-        </w:rPr>
-        <w:t xml:space="preserve"> </w:t>
-      </w:r>
-      <w:r>
-        <w:rPr>
-          <w:noProof/>
-        </w:rPr>
-        <w:t>выб</w:t>
-      </w:r>
-      <w:r>
-        <w:rPr>
-          <w:noProof/>
-        </w:rPr>
-        <w:t xml:space="preserve">ран </w:t>
-      </w:r>
-      <w:r>
-        <w:rPr>
-          <w:noProof/>
-        </w:rPr>
-        <w:t>проток</w:t>
-      </w:r>
-      <w:r>
-        <w:rPr>
-          <w:noProof/>
-        </w:rPr>
-        <w:t xml:space="preserve">ол </w:t>
-      </w:r>
-      <w:r>
-        <w:rPr>
-          <w:noProof/>
-          <w:lang w:val="en-US"/>
-        </w:rPr>
-        <w:t>N</w:t>
-      </w:r>
-      <w:r>
-        <w:rPr>
-          <w:noProof/>
-          <w:lang w:val="en-US"/>
-        </w:rPr>
-        <w:t>ON</w:t>
-      </w:r>
-      <w:r>
-        <w:rPr>
-          <w:noProof/>
-          <w:lang w:val="en-US"/>
-        </w:rPr>
-        <w:t>E</w:t>
-      </w:r>
-      <w:r>
-        <w:rPr>
-          <w:noProof/>
-        </w:rPr>
-        <w:t>.</w:t>
-      </w:r>
-      <w:r>
-        <w:rPr>
-          <w:noProof/>
-        </w:rPr>
-        <w:t xml:space="preserve"> </w:t>
-      </w:r>
-      <w:r>
-        <w:rPr>
-          <w:noProof/>
-        </w:rPr>
-        <w:t>То</w:t>
-      </w:r>
-      <w:r>
-        <w:rPr>
-          <w:noProof/>
-        </w:rPr>
-        <w:t xml:space="preserve">лько </w:t>
-      </w:r>
-      <w:r>
-        <w:rPr>
-          <w:noProof/>
-        </w:rPr>
-        <w:t xml:space="preserve">с </w:t>
-      </w:r>
-      <w:r>
-        <w:rPr>
-          <w:noProof/>
-        </w:rPr>
-        <w:t>этим</w:t>
-      </w:r>
-      <w:r>
-        <w:rPr>
-          <w:noProof/>
-        </w:rPr>
-        <w:t xml:space="preserve"> типо</w:t>
-      </w:r>
-      <w:r>
-        <w:rPr>
-          <w:noProof/>
-        </w:rPr>
-        <w:t>м прото</w:t>
-      </w:r>
-      <w:r>
-        <w:rPr>
-          <w:noProof/>
-        </w:rPr>
-        <w:t xml:space="preserve">кола </w:t>
-      </w:r>
-      <w:r>
-        <w:rPr>
-          <w:noProof/>
-        </w:rPr>
-        <w:t>кон</w:t>
-      </w:r>
-      <w:r>
-        <w:rPr>
-          <w:noProof/>
-        </w:rPr>
-        <w:t>верте</w:t>
-      </w:r>
-      <w:r>
-        <w:rPr>
-          <w:noProof/>
-        </w:rPr>
-        <w:t xml:space="preserve">р </w:t>
-      </w:r>
-      <w:r>
-        <w:rPr>
-          <w:noProof/>
-        </w:rPr>
-        <w:t>«</w:t>
-      </w:r>
-      <w:r>
-        <w:rPr>
-          <w:noProof/>
-        </w:rPr>
-        <w:t>про</w:t>
-      </w:r>
-      <w:r>
-        <w:rPr>
-          <w:noProof/>
-        </w:rPr>
-        <w:t>зра</w:t>
-      </w:r>
-      <w:r>
-        <w:rPr>
-          <w:noProof/>
-        </w:rPr>
-        <w:t>чно</w:t>
-      </w:r>
-      <w:r>
-        <w:rPr>
-          <w:noProof/>
-        </w:rPr>
-        <w:t>» тра</w:t>
-      </w:r>
-      <w:r>
-        <w:rPr>
-          <w:noProof/>
-        </w:rPr>
-        <w:t>нслиру</w:t>
-      </w:r>
-      <w:r>
-        <w:rPr>
-          <w:noProof/>
-        </w:rPr>
-        <w:t xml:space="preserve">ет </w:t>
-      </w:r>
-      <w:r>
-        <w:rPr>
-          <w:noProof/>
-        </w:rPr>
-        <w:t>вс</w:t>
-      </w:r>
-      <w:r>
-        <w:rPr>
-          <w:noProof/>
-        </w:rPr>
-        <w:t>ё с ш</w:t>
-      </w:r>
-      <w:r>
-        <w:rPr>
-          <w:noProof/>
-        </w:rPr>
-        <w:t xml:space="preserve">ины </w:t>
-      </w:r>
-      <w:r>
-        <w:rPr>
-          <w:noProof/>
-          <w:lang w:val="en-US"/>
-        </w:rPr>
-        <w:t>Mo</w:t>
-      </w:r>
-      <w:r>
-        <w:rPr>
-          <w:noProof/>
-          <w:lang w:val="en-US"/>
-        </w:rPr>
-        <w:t>dB</w:t>
-      </w:r>
-      <w:r>
-        <w:rPr>
-          <w:noProof/>
-          <w:lang w:val="en-US"/>
-        </w:rPr>
-        <w:t>us</w:t>
-      </w:r>
-      <w:r>
-        <w:rPr>
-          <w:noProof/>
-        </w:rPr>
-        <w:t xml:space="preserve"> </w:t>
-      </w:r>
-      <w:r>
-        <w:rPr>
-          <w:noProof/>
-        </w:rPr>
-        <w:t xml:space="preserve"> в</w:t>
-      </w:r>
-      <w:r>
-        <w:rPr>
-          <w:noProof/>
-        </w:rPr>
-        <w:t xml:space="preserve"> </w:t>
-      </w:r>
-      <w:r>
-        <w:rPr>
-          <w:noProof/>
-          <w:lang w:val="en-US"/>
-        </w:rPr>
-        <w:t>TC</w:t>
-      </w:r>
-      <w:r>
-        <w:rPr>
-          <w:noProof/>
-          <w:lang w:val="en-US"/>
-        </w:rPr>
-        <w:t>P</w:t>
-      </w:r>
-      <w:r>
-        <w:rPr>
-          <w:noProof/>
-        </w:rPr>
-        <w:t>/</w:t>
-      </w:r>
-      <w:r>
-        <w:rPr>
-          <w:noProof/>
-          <w:lang w:val="en-US"/>
-        </w:rPr>
-        <w:t>IP</w:t>
-      </w:r>
-      <w:r>
-        <w:rPr>
-          <w:noProof/>
-        </w:rPr>
-        <w:t>.</w:t>
-      </w:r>
-      <w:r>
-        <w:rPr>
-          <w:noProof/>
-        </w:rPr>
-        <w:t xml:space="preserve"> </w:t>
-      </w:r>
-      <w:r>
-        <w:rPr>
-          <w:noProof/>
-        </w:rPr>
-        <w:t xml:space="preserve">Я не </w:t>
-      </w:r>
-      <w:r>
-        <w:rPr>
-          <w:noProof/>
-        </w:rPr>
-        <w:t xml:space="preserve">смог </w:t>
-      </w:r>
-      <w:r>
-        <w:rPr>
-          <w:noProof/>
-        </w:rPr>
-        <w:t>выяс</w:t>
-      </w:r>
-      <w:r>
-        <w:rPr>
-          <w:noProof/>
-        </w:rPr>
-        <w:t>нить</w:t>
-      </w:r>
-      <w:r>
-        <w:rPr>
-          <w:noProof/>
-        </w:rPr>
-        <w:t xml:space="preserve">, </w:t>
-      </w:r>
-      <w:r>
-        <w:rPr>
-          <w:noProof/>
-        </w:rPr>
-        <w:t>по</w:t>
-      </w:r>
-      <w:r>
-        <w:rPr>
-          <w:noProof/>
-        </w:rPr>
-        <w:t>ч</w:t>
-      </w:r>
-      <w:r>
-        <w:rPr>
-          <w:noProof/>
-        </w:rPr>
-        <w:t>е</w:t>
-      </w:r>
-      <w:r>
-        <w:rPr>
-          <w:noProof/>
-        </w:rPr>
-        <w:t>му</w:t>
-      </w:r>
-      <w:r>
-        <w:rPr>
-          <w:noProof/>
-        </w:rPr>
-        <w:t xml:space="preserve"> </w:t>
-      </w:r>
-      <w:r>
-        <w:rPr>
-          <w:noProof/>
-        </w:rPr>
-        <w:t>от</w:t>
-      </w:r>
-      <w:r>
-        <w:rPr>
-          <w:noProof/>
-        </w:rPr>
-        <w:t>сутств</w:t>
-      </w:r>
-      <w:r>
-        <w:rPr>
-          <w:noProof/>
-        </w:rPr>
-        <w:t>ует тр</w:t>
-      </w:r>
-      <w:r>
-        <w:rPr>
-          <w:noProof/>
-        </w:rPr>
-        <w:t>анс</w:t>
-      </w:r>
-      <w:r>
-        <w:rPr>
-          <w:noProof/>
-        </w:rPr>
-        <w:t>ля</w:t>
-      </w:r>
-      <w:r>
-        <w:rPr>
-          <w:noProof/>
-        </w:rPr>
-        <w:t xml:space="preserve">ция </w:t>
-      </w:r>
-      <w:r>
-        <w:rPr>
-          <w:noProof/>
-        </w:rPr>
-        <w:t>при выб</w:t>
-      </w:r>
-      <w:r>
-        <w:rPr>
-          <w:noProof/>
-        </w:rPr>
-        <w:t xml:space="preserve">ранном </w:t>
-      </w:r>
-      <w:r>
-        <w:rPr>
-          <w:noProof/>
-        </w:rPr>
-        <w:t>проток</w:t>
-      </w:r>
-      <w:r>
-        <w:rPr>
-          <w:noProof/>
-        </w:rPr>
-        <w:t xml:space="preserve">оле </w:t>
-      </w:r>
-      <w:r>
-        <w:rPr>
-          <w:noProof/>
-          <w:lang w:val="en-US"/>
-        </w:rPr>
-        <w:t>Mo</w:t>
-      </w:r>
-      <w:r>
-        <w:rPr>
-          <w:noProof/>
-          <w:lang w:val="en-US"/>
-        </w:rPr>
-        <w:t>dBu</w:t>
-      </w:r>
-      <w:r>
-        <w:rPr>
-          <w:noProof/>
-          <w:lang w:val="en-US"/>
-        </w:rPr>
-        <w:t>s</w:t>
-      </w:r>
-      <w:r>
-        <w:rPr>
-          <w:noProof/>
-        </w:rPr>
-        <w:t>.</w:t>
-      </w:r>
-      <w:r>
-        <w:rPr>
-          <w:noProof/>
-        </w:rPr>
         <w:drawing>
-          <wp:inline distT="0" distB="0" distL="0" distR="0" wp14:anchorId="584CE06C" wp14:editId="3C8C6B58">
-            <wp:extent cx="5557652" cy="3715993"/>
-            <wp:effectExtent l="0" t="0" r="5080" b="0"/>
+          <wp:anchor distT="180340" distB="180340" distL="114300" distR="114300" simplePos="0" relativeHeight="251670528" behindDoc="0" locked="0" layoutInCell="1" allowOverlap="1" wp14:anchorId="584CE06C" wp14:editId="4ACB49DE">
+            <wp:simplePos x="0" y="0"/>
+            <wp:positionH relativeFrom="column">
+              <wp:posOffset>453390</wp:posOffset>
+            </wp:positionH>
+            <wp:positionV relativeFrom="paragraph">
+              <wp:posOffset>1243330</wp:posOffset>
+            </wp:positionV>
+            <wp:extent cx="5558400" cy="3715200"/>
+            <wp:effectExtent l="0" t="0" r="4445" b="0"/>
+            <wp:wrapTopAndBottom/>
             <wp:docPr id="89448557" name="Рисунок 1">
               <a:extLst xmlns:a="http://schemas.openxmlformats.org/drawingml/2006/main">
                 <a:ext uri="{FF2B5EF4-FFF2-40B4-BE49-F238E27FC236}">
@@ -1993,7 +1417,13 @@
                     <pic:cNvPicPr/>
                   </pic:nvPicPr>
                   <pic:blipFill>
-                    <a:blip r:embed="rId11"/>
+                    <a:blip r:embed="rId11">
+                      <a:extLst>
+                        <a:ext uri="{28A0092B-C50C-407E-A947-70E740481C1C}">
+                          <a14:useLocalDpi xmlns:a14="http://schemas.microsoft.com/office/drawing/2010/main" val="0"/>
+                        </a:ext>
+                      </a:extLst>
+                    </a:blip>
                     <a:stretch>
                       <a:fillRect/>
                     </a:stretch>
@@ -2001,7 +1431,7 @@
                   <pic:spPr>
                     <a:xfrm>
                       <a:off x="0" y="0"/>
-                      <a:ext cx="5562913" cy="3719511"/>
+                      <a:ext cx="5558400" cy="3715200"/>
                     </a:xfrm>
                     <a:prstGeom prst="rect">
                       <a:avLst/>
@@ -2010,19 +1440,681 @@
                 </pic:pic>
               </a:graphicData>
             </a:graphic>
-          </wp:inline>
+            <wp14:sizeRelH relativeFrom="margin">
+              <wp14:pctWidth>0</wp14:pctWidth>
+            </wp14:sizeRelH>
+            <wp14:sizeRelV relativeFrom="margin">
+              <wp14:pctHeight>0</wp14:pctHeight>
+            </wp14:sizeRelV>
+          </wp:anchor>
         </w:drawing>
+      </w:r>
+      <w:r>
+        <w:rPr>
+          <w:noProof/>
+        </w:rPr>
+        <w:t>В</w:t>
+      </w:r>
+      <w:r>
+        <w:rPr>
+          <w:noProof/>
+        </w:rPr>
+        <w:t>аж</w:t>
+      </w:r>
+      <w:r>
+        <w:rPr>
+          <w:noProof/>
+        </w:rPr>
+        <w:t>но</w:t>
+      </w:r>
+      <w:r>
+        <w:rPr>
+          <w:noProof/>
+        </w:rPr>
+        <w:t xml:space="preserve"> о</w:t>
+      </w:r>
+      <w:r>
+        <w:rPr>
+          <w:noProof/>
+        </w:rPr>
+        <w:t>трыт</w:t>
+      </w:r>
+      <w:r>
+        <w:rPr>
+          <w:noProof/>
+        </w:rPr>
+        <w:t xml:space="preserve">ь </w:t>
+      </w:r>
+      <w:r>
+        <w:rPr>
+          <w:noProof/>
+        </w:rPr>
+        <w:t>де</w:t>
+      </w:r>
+      <w:r>
+        <w:rPr>
+          <w:noProof/>
+        </w:rPr>
+        <w:t>тальн</w:t>
+      </w:r>
+      <w:r>
+        <w:rPr>
+          <w:noProof/>
+        </w:rPr>
+        <w:t>ые на</w:t>
+      </w:r>
+      <w:r>
+        <w:rPr>
+          <w:noProof/>
+        </w:rPr>
+        <w:t>строй</w:t>
+      </w:r>
+      <w:r>
+        <w:rPr>
+          <w:noProof/>
+        </w:rPr>
+        <w:t>ки инте</w:t>
+      </w:r>
+      <w:r>
+        <w:rPr>
+          <w:noProof/>
+        </w:rPr>
+        <w:t>рфе</w:t>
+      </w:r>
+      <w:r>
+        <w:rPr>
+          <w:noProof/>
+        </w:rPr>
+        <w:t>йса</w:t>
+      </w:r>
+      <w:r>
+        <w:rPr>
+          <w:noProof/>
+        </w:rPr>
+        <w:t xml:space="preserve"> </w:t>
+      </w:r>
+      <w:r>
+        <w:rPr>
+          <w:noProof/>
+          <w:lang w:val="en-US"/>
+        </w:rPr>
+        <w:t>Mod</w:t>
+      </w:r>
+      <w:r>
+        <w:rPr>
+          <w:noProof/>
+          <w:lang w:val="en-US"/>
+        </w:rPr>
+        <w:t>B</w:t>
+      </w:r>
+      <w:r>
+        <w:rPr>
+          <w:noProof/>
+          <w:lang w:val="en-US"/>
+        </w:rPr>
+        <w:t>us</w:t>
+      </w:r>
+      <w:r>
+        <w:rPr>
+          <w:noProof/>
+        </w:rPr>
+        <w:t>.</w:t>
+      </w:r>
+      <w:r>
+        <w:rPr>
+          <w:noProof/>
+        </w:rPr>
+        <w:t xml:space="preserve"> </w:t>
+      </w:r>
+      <w:r>
+        <w:rPr>
+          <w:noProof/>
+        </w:rPr>
+        <w:t xml:space="preserve">Нужно </w:t>
+      </w:r>
+      <w:r>
+        <w:rPr>
+          <w:noProof/>
+        </w:rPr>
+        <w:t>нажат</w:t>
+      </w:r>
+      <w:r>
+        <w:rPr>
+          <w:noProof/>
+        </w:rPr>
+        <w:t>ь кноп</w:t>
+      </w:r>
+      <w:r>
+        <w:rPr>
+          <w:noProof/>
+        </w:rPr>
+        <w:t>ку</w:t>
+      </w:r>
+      <w:r>
+        <w:rPr>
+          <w:noProof/>
+        </w:rPr>
+        <w:t xml:space="preserve"> </w:t>
+      </w:r>
+      <w:r>
+        <w:rPr>
+          <w:noProof/>
+          <w:lang w:val="en-US"/>
+        </w:rPr>
+        <w:t>Deta</w:t>
+      </w:r>
+      <w:r>
+        <w:rPr>
+          <w:noProof/>
+          <w:lang w:val="en-US"/>
+        </w:rPr>
+        <w:t>il</w:t>
+      </w:r>
+      <w:r>
+        <w:rPr>
+          <w:noProof/>
+        </w:rPr>
+        <w:t>.</w:t>
+      </w:r>
+      <w:r>
+        <w:rPr>
+          <w:noProof/>
+        </w:rPr>
+        <w:t xml:space="preserve"> </w:t>
+      </w:r>
+      <w:r>
+        <w:rPr>
+          <w:noProof/>
+        </w:rPr>
+        <w:t>В на</w:t>
+      </w:r>
+      <w:r>
+        <w:rPr>
+          <w:noProof/>
+        </w:rPr>
+        <w:t>строй</w:t>
+      </w:r>
+      <w:r>
+        <w:rPr>
+          <w:noProof/>
+        </w:rPr>
+        <w:t xml:space="preserve">ках </w:t>
+      </w:r>
+      <w:r>
+        <w:rPr>
+          <w:noProof/>
+          <w:lang w:val="en-US"/>
+        </w:rPr>
+        <w:t>U</w:t>
+      </w:r>
+      <w:r>
+        <w:rPr>
+          <w:noProof/>
+          <w:lang w:val="en-US"/>
+        </w:rPr>
+        <w:t>ART</w:t>
+      </w:r>
+      <w:r>
+        <w:rPr>
+          <w:noProof/>
+        </w:rPr>
+        <w:t xml:space="preserve"> </w:t>
+      </w:r>
+      <w:r>
+        <w:rPr>
+          <w:noProof/>
+        </w:rPr>
+        <w:t>выб</w:t>
+      </w:r>
+      <w:r>
+        <w:rPr>
+          <w:noProof/>
+        </w:rPr>
+        <w:t xml:space="preserve">ран </w:t>
+      </w:r>
+      <w:r>
+        <w:rPr>
+          <w:noProof/>
+        </w:rPr>
+        <w:t>проток</w:t>
+      </w:r>
+      <w:r>
+        <w:rPr>
+          <w:noProof/>
+        </w:rPr>
+        <w:t xml:space="preserve">ол </w:t>
+      </w:r>
+      <w:r>
+        <w:rPr>
+          <w:noProof/>
+          <w:lang w:val="en-US"/>
+        </w:rPr>
+        <w:t>N</w:t>
+      </w:r>
+      <w:r>
+        <w:rPr>
+          <w:noProof/>
+          <w:lang w:val="en-US"/>
+        </w:rPr>
+        <w:t>ON</w:t>
+      </w:r>
+      <w:r>
+        <w:rPr>
+          <w:noProof/>
+          <w:lang w:val="en-US"/>
+        </w:rPr>
+        <w:t>E</w:t>
+      </w:r>
+      <w:r>
+        <w:rPr>
+          <w:noProof/>
+        </w:rPr>
+        <w:t>.</w:t>
+      </w:r>
+      <w:r>
+        <w:rPr>
+          <w:noProof/>
+        </w:rPr>
+        <w:t xml:space="preserve"> </w:t>
+      </w:r>
+      <w:r>
+        <w:rPr>
+          <w:noProof/>
+        </w:rPr>
+        <w:t>То</w:t>
+      </w:r>
+      <w:r>
+        <w:rPr>
+          <w:noProof/>
+        </w:rPr>
+        <w:t xml:space="preserve">лько </w:t>
+      </w:r>
+      <w:r>
+        <w:rPr>
+          <w:noProof/>
+        </w:rPr>
+        <w:t xml:space="preserve">с </w:t>
+      </w:r>
+      <w:r>
+        <w:rPr>
+          <w:noProof/>
+        </w:rPr>
+        <w:t>этим</w:t>
+      </w:r>
+      <w:r>
+        <w:rPr>
+          <w:noProof/>
+        </w:rPr>
+        <w:t xml:space="preserve"> типо</w:t>
+      </w:r>
+      <w:r>
+        <w:rPr>
+          <w:noProof/>
+        </w:rPr>
+        <w:t>м прото</w:t>
+      </w:r>
+      <w:r>
+        <w:rPr>
+          <w:noProof/>
+        </w:rPr>
+        <w:t xml:space="preserve">кола </w:t>
+      </w:r>
+      <w:r>
+        <w:rPr>
+          <w:noProof/>
+        </w:rPr>
+        <w:t>кон</w:t>
+      </w:r>
+      <w:r>
+        <w:rPr>
+          <w:noProof/>
+        </w:rPr>
+        <w:t>верте</w:t>
+      </w:r>
+      <w:r>
+        <w:rPr>
+          <w:noProof/>
+        </w:rPr>
+        <w:t xml:space="preserve">р </w:t>
+      </w:r>
+      <w:r>
+        <w:rPr>
+          <w:noProof/>
+        </w:rPr>
+        <w:t>«</w:t>
+      </w:r>
+      <w:r>
+        <w:rPr>
+          <w:noProof/>
+        </w:rPr>
+        <w:t>про</w:t>
+      </w:r>
+      <w:r>
+        <w:rPr>
+          <w:noProof/>
+        </w:rPr>
+        <w:t>зра</w:t>
+      </w:r>
+      <w:r>
+        <w:rPr>
+          <w:noProof/>
+        </w:rPr>
+        <w:t>чно</w:t>
+      </w:r>
+      <w:r>
+        <w:rPr>
+          <w:noProof/>
+        </w:rPr>
+        <w:t>» тра</w:t>
+      </w:r>
+      <w:r>
+        <w:rPr>
+          <w:noProof/>
+        </w:rPr>
+        <w:t>нслиру</w:t>
+      </w:r>
+      <w:r>
+        <w:rPr>
+          <w:noProof/>
+        </w:rPr>
+        <w:t xml:space="preserve">ет </w:t>
+      </w:r>
+      <w:r>
+        <w:rPr>
+          <w:noProof/>
+        </w:rPr>
+        <w:t>вс</w:t>
+      </w:r>
+      <w:r>
+        <w:rPr>
+          <w:noProof/>
+        </w:rPr>
+        <w:t>ё с ш</w:t>
+      </w:r>
+      <w:r>
+        <w:rPr>
+          <w:noProof/>
+        </w:rPr>
+        <w:t xml:space="preserve">ины </w:t>
+      </w:r>
+      <w:r>
+        <w:rPr>
+          <w:noProof/>
+          <w:lang w:val="en-US"/>
+        </w:rPr>
+        <w:t>Mo</w:t>
+      </w:r>
+      <w:r>
+        <w:rPr>
+          <w:noProof/>
+          <w:lang w:val="en-US"/>
+        </w:rPr>
+        <w:t>dB</w:t>
+      </w:r>
+      <w:r>
+        <w:rPr>
+          <w:noProof/>
+          <w:lang w:val="en-US"/>
+        </w:rPr>
+        <w:t>us</w:t>
+      </w:r>
+      <w:r>
+        <w:rPr>
+          <w:noProof/>
+        </w:rPr>
+        <w:t xml:space="preserve"> </w:t>
+      </w:r>
+      <w:r>
+        <w:rPr>
+          <w:noProof/>
+        </w:rPr>
+        <w:t xml:space="preserve"> в</w:t>
+      </w:r>
+      <w:r>
+        <w:rPr>
+          <w:noProof/>
+        </w:rPr>
+        <w:t xml:space="preserve"> </w:t>
+      </w:r>
+      <w:r>
+        <w:rPr>
+          <w:noProof/>
+          <w:lang w:val="en-US"/>
+        </w:rPr>
+        <w:t>TC</w:t>
+      </w:r>
+      <w:r>
+        <w:rPr>
+          <w:noProof/>
+          <w:lang w:val="en-US"/>
+        </w:rPr>
+        <w:t>P</w:t>
+      </w:r>
+      <w:r>
+        <w:rPr>
+          <w:noProof/>
+        </w:rPr>
+        <w:t>/</w:t>
+      </w:r>
+      <w:r>
+        <w:rPr>
+          <w:noProof/>
+          <w:lang w:val="en-US"/>
+        </w:rPr>
+        <w:t>IP</w:t>
+      </w:r>
+      <w:r>
+        <w:rPr>
+          <w:noProof/>
+        </w:rPr>
+        <w:t>.</w:t>
+      </w:r>
+      <w:r>
+        <w:rPr>
+          <w:noProof/>
+        </w:rPr>
+        <w:t xml:space="preserve"> </w:t>
+      </w:r>
+      <w:r>
+        <w:rPr>
+          <w:noProof/>
+        </w:rPr>
+        <w:t xml:space="preserve">Я не </w:t>
+      </w:r>
+      <w:r>
+        <w:rPr>
+          <w:noProof/>
+        </w:rPr>
+        <w:t xml:space="preserve">смог </w:t>
+      </w:r>
+      <w:r>
+        <w:rPr>
+          <w:noProof/>
+        </w:rPr>
+        <w:t>выяс</w:t>
+      </w:r>
+      <w:r>
+        <w:rPr>
+          <w:noProof/>
+        </w:rPr>
+        <w:t>нить</w:t>
+      </w:r>
+      <w:r>
+        <w:rPr>
+          <w:noProof/>
+        </w:rPr>
+        <w:t xml:space="preserve">, </w:t>
+      </w:r>
+      <w:r>
+        <w:rPr>
+          <w:noProof/>
+        </w:rPr>
+        <w:t>по</w:t>
+      </w:r>
+      <w:r>
+        <w:rPr>
+          <w:noProof/>
+        </w:rPr>
+        <w:t>ч</w:t>
+      </w:r>
+      <w:r>
+        <w:rPr>
+          <w:noProof/>
+        </w:rPr>
+        <w:t>е</w:t>
+      </w:r>
+      <w:r>
+        <w:rPr>
+          <w:noProof/>
+        </w:rPr>
+        <w:t>му</w:t>
+      </w:r>
+      <w:r>
+        <w:rPr>
+          <w:noProof/>
+        </w:rPr>
+        <w:t xml:space="preserve"> </w:t>
+      </w:r>
+      <w:r>
+        <w:rPr>
+          <w:noProof/>
+        </w:rPr>
+        <w:t>от</w:t>
+      </w:r>
+      <w:r>
+        <w:rPr>
+          <w:noProof/>
+        </w:rPr>
+        <w:t>сутств</w:t>
+      </w:r>
+      <w:r>
+        <w:rPr>
+          <w:noProof/>
+        </w:rPr>
+        <w:t>ует тр</w:t>
+      </w:r>
+      <w:r>
+        <w:rPr>
+          <w:noProof/>
+        </w:rPr>
+        <w:t>анс</w:t>
+      </w:r>
+      <w:r>
+        <w:rPr>
+          <w:noProof/>
+        </w:rPr>
+        <w:t>ля</w:t>
+      </w:r>
+      <w:r>
+        <w:rPr>
+          <w:noProof/>
+        </w:rPr>
+        <w:t xml:space="preserve">ция </w:t>
+      </w:r>
+      <w:r>
+        <w:rPr>
+          <w:noProof/>
+        </w:rPr>
+        <w:t>при выб</w:t>
+      </w:r>
+      <w:r>
+        <w:rPr>
+          <w:noProof/>
+        </w:rPr>
+        <w:t xml:space="preserve">ранном </w:t>
+      </w:r>
+      <w:r>
+        <w:rPr>
+          <w:noProof/>
+        </w:rPr>
+        <w:t>проток</w:t>
+      </w:r>
+      <w:r>
+        <w:rPr>
+          <w:noProof/>
+        </w:rPr>
+        <w:t xml:space="preserve">оле </w:t>
+      </w:r>
+      <w:r>
+        <w:rPr>
+          <w:noProof/>
+          <w:lang w:val="en-US"/>
+        </w:rPr>
+        <w:t>Mo</w:t>
+      </w:r>
+      <w:r>
+        <w:rPr>
+          <w:noProof/>
+          <w:lang w:val="en-US"/>
+        </w:rPr>
+        <w:t>dBu</w:t>
+      </w:r>
+      <w:r>
+        <w:rPr>
+          <w:noProof/>
+          <w:lang w:val="en-US"/>
+        </w:rPr>
+        <w:t>s</w:t>
+      </w:r>
+      <w:r>
+        <w:rPr>
+          <w:noProof/>
+        </w:rPr>
+        <w:t>.</w:t>
       </w:r>
     </w:p>
     <w:p>
       <w:pPr>
-        <w:pStyle w:val="ListParagraph"/>
+        <w:pStyle w:val="a7"/>
+        <w:numPr>
+          <w:ilvl w:val="0"/>
+          <w:numId w:val="1"/>
+        </w:numPr>
+        <w:rPr>
+          <w:noProof/>
+        </w:rPr>
+      </w:pPr>
+      <w:r>
+        <w:rPr>
+          <w:noProof/>
+        </w:rPr>
+        <w:t>Чтобы установить</w:t>
+      </w:r>
+      <w:r>
+        <w:rPr>
+          <w:noProof/>
+        </w:rPr>
+        <w:t xml:space="preserve"> сохраненные параметры</w:t>
+      </w:r>
+      <w:r>
+        <w:rPr>
+          <w:noProof/>
+        </w:rPr>
+        <w:t xml:space="preserve">, надо выключить и включить питание </w:t>
+      </w:r>
+      <w:r>
+        <w:rPr>
+          <w:noProof/>
+        </w:rPr>
+        <w:t>модуля.</w:t>
+      </w:r>
+      <w:r>
+        <w:rPr>
+          <w:noProof/>
+        </w:rPr>
+        <w:t xml:space="preserve"> </w:t>
+      </w:r>
+    </w:p>
+    <w:p>
+      <w:pPr>
+        <w:pStyle w:val="a7"/>
         <w:numPr>
           <w:ilvl w:val="0"/>
           <w:numId w:val="1"/>
         </w:numPr>
       </w:pPr>
       <w:r>
+        <w:lastRenderedPageBreak/>
         <w:t>В</w:t>
       </w:r>
       <w:r>
@@ -2047,6 +2139,9 @@
         <w:t xml:space="preserve"> </w:t>
       </w:r>
       <w:r>
+        <w:rPr>
+          <w:noProof/>
+        </w:rPr>
         <w:drawing>
           <wp:inline distT="0" distB="0" distL="0" distR="0" wp14:anchorId="227DF502" wp14:editId="3E530AA9">
             <wp:extent cx="5498275" cy="3989555"/>
@@ -2101,7 +2196,7 @@
 </file>
 
 <file path=word/numbering.xml><?xml version="1.0" encoding="utf-8"?>
-<w:numbering xmlns:wpc="http://schemas.microsoft.com/office/word/2010/wordprocessingCanvas" xmlns:cx="http://schemas.microsoft.com/office/drawing/2014/chartex" xmlns:cx1="http://schemas.microsoft.com/office/drawing/2015/9/8/chartex" xmlns:cx2="http://schemas.microsoft.com/office/drawing/2015/10/21/chartex" xmlns:cx3="http://schemas.microsoft.com/office/drawing/2016/5/9/chartex" xmlns:cx4="http://schemas.microsoft.com/office/drawing/2016/5/10/chartex" xmlns:cx5="http://schemas.microsoft.com/office/drawing/2016/5/11/chartex" xmlns:cx6="http://schemas.microsoft.com/office/drawing/2016/5/12/chartex" xmlns:cx7="http://schemas.microsoft.com/office/drawing/2016/5/13/chartex" xmlns:cx8="http://schemas.microsoft.com/office/drawing/2016/5/14/chartex" xmlns:mc="http://schemas.openxmlformats.org/markup-compatibility/2006" xmlns:aink="http://schemas.microsoft.com/office/drawing/2016/ink" xmlns:am3d="http://schemas.microsoft.com/office/drawing/2017/model3d" xmlns:o="urn:schemas-microsoft-com:office:office" xmlns:oel="http://schemas.microsoft.com/office/2019/extlst" xmlns:r="http://schemas.openxmlformats.org/officeDocument/2006/relationships" xmlns:m="http://schemas.openxmlformats.org/officeDocument/2006/math" xmlns:v="urn:schemas-microsoft-com:vml" xmlns:wp14="http://schemas.microsoft.com/office/word/2010/wordprocessingDrawing" xmlns:wp="http://schemas.openxmlformats.org/drawingml/2006/wordprocessingDrawing" xmlns:w10="urn:schemas-microsoft-com:office:word" xmlns:w="http://schemas.openxmlformats.org/wordprocessingml/2006/main" xmlns:w14="http://schemas.microsoft.com/office/word/2010/wordml" xmlns:w15="http://schemas.microsoft.com/office/word/2012/wordml" xmlns:w16cex="http://schemas.microsoft.com/office/word/2018/wordml/cex" xmlns:w16cid="http://schemas.microsoft.com/office/word/2016/wordml/cid" xmlns:w16="http://schemas.microsoft.com/office/word/2018/wordml" xmlns:w16du="http://schemas.microsoft.com/office/word/2023/wordml/word16du" xmlns:w16sdtdh="http://schemas.microsoft.com/office/word/2020/wordml/sdtdatahash" xmlns:w16se="http://schemas.microsoft.com/office/word/2015/wordml/symex" xmlns:wpg="http://schemas.microsoft.com/office/word/2010/wordprocessingGroup" xmlns:wpi="http://schemas.microsoft.com/office/word/2010/wordprocessingInk" xmlns:wne="http://schemas.microsoft.com/office/word/2006/wordml" xmlns:wps="http://schemas.microsoft.com/office/word/2010/wordprocessingShape" mc:Ignorable="w14 w15 w16se w16cid w16 w16cex w16sdtdh w16du wp14">
+<w:numbering xmlns:wpc="http://schemas.microsoft.com/office/word/2010/wordprocessingCanvas" xmlns:cx="http://schemas.microsoft.com/office/drawing/2014/chartex" xmlns:cx1="http://schemas.microsoft.com/office/drawing/2015/9/8/chartex" xmlns:cx2="http://schemas.microsoft.com/office/drawing/2015/10/21/chartex" xmlns:cx3="http://schemas.microsoft.com/office/drawing/2016/5/9/chartex" xmlns:cx4="http://schemas.microsoft.com/office/drawing/2016/5/10/chartex" xmlns:cx5="http://schemas.microsoft.com/office/drawing/2016/5/11/chartex" xmlns:cx6="http://schemas.microsoft.com/office/drawing/2016/5/12/chartex" xmlns:cx7="http://schemas.microsoft.com/office/drawing/2016/5/13/chartex" xmlns:cx8="http://schemas.microsoft.com/office/drawing/2016/5/14/chartex" xmlns:mc="http://schemas.openxmlformats.org/markup-compatibility/2006" xmlns:aink="http://schemas.microsoft.com/office/drawing/2016/ink" xmlns:am3d="http://schemas.microsoft.com/office/drawing/2017/model3d" xmlns:o="urn:schemas-microsoft-com:office:office" xmlns:oel="http://schemas.microsoft.com/office/2019/extlst" xmlns:r="http://schemas.openxmlformats.org/officeDocument/2006/relationships" xmlns:m="http://schemas.openxmlformats.org/officeDocument/2006/math" xmlns:v="urn:schemas-microsoft-com:vml" xmlns:wp14="http://schemas.microsoft.com/office/word/2010/wordprocessingDrawing" xmlns:wp="http://schemas.openxmlformats.org/drawingml/2006/wordprocessingDrawing" xmlns:w10="urn:schemas-microsoft-com:office:word" xmlns:w="http://schemas.openxmlformats.org/wordprocessingml/2006/main" xmlns:w14="http://schemas.microsoft.com/office/word/2010/wordml" xmlns:w15="http://schemas.microsoft.com/office/word/2012/wordml" xmlns:w16cex="http://schemas.microsoft.com/office/word/2018/wordml/cex" xmlns:w16cid="http://schemas.microsoft.com/office/word/2016/wordml/cid" xmlns:w16="http://schemas.microsoft.com/office/word/2018/wordml" xmlns:w16du="http://schemas.microsoft.com/office/word/2023/wordml/word16du" xmlns:w16sdtdh="http://schemas.microsoft.com/office/word/2020/wordml/sdtdatahash" xmlns:w16sdtfl="http://schemas.microsoft.com/office/word/2024/wordml/sdtformatlock" xmlns:w16se="http://schemas.microsoft.com/office/word/2015/wordml/symex" xmlns:wpg="http://schemas.microsoft.com/office/word/2010/wordprocessingGroup" xmlns:wpi="http://schemas.microsoft.com/office/word/2010/wordprocessingInk" xmlns:wne="http://schemas.microsoft.com/office/word/2006/wordml" xmlns:wps="http://schemas.microsoft.com/office/word/2010/wordprocessingShape" mc:Ignorable="w14 w15 w16se w16cid w16 w16cex w16sdtdh w16sdtfl w16du wp14">
   <w:abstractNum w:abstractNumId="0" w15:restartNumberingAfterBreak="0">
     <w:nsid w:val="55073EB1"/>
     <w:multiLevelType w:val="hybridMultilevel"/>
@@ -2195,7 +2290,7 @@
 </file>
 
 <file path=word/styles.xml><?xml version="1.0" encoding="utf-8"?>
-<w:styles xmlns:mc="http://schemas.openxmlformats.org/markup-compatibility/2006" xmlns:r="http://schemas.openxmlformats.org/officeDocument/2006/relationships" xmlns:w="http://schemas.openxmlformats.org/wordprocessingml/2006/main" xmlns:w14="http://schemas.microsoft.com/office/word/2010/wordml" xmlns:w15="http://schemas.microsoft.com/office/word/2012/wordml" xmlns:w16cex="http://schemas.microsoft.com/office/word/2018/wordml/cex" xmlns:w16cid="http://schemas.microsoft.com/office/word/2016/wordml/cid" xmlns:w16="http://schemas.microsoft.com/office/word/2018/wordml" xmlns:w16du="http://schemas.microsoft.com/office/word/2023/wordml/word16du" xmlns:w16sdtdh="http://schemas.microsoft.com/office/word/2020/wordml/sdtdatahash" xmlns:w16se="http://schemas.microsoft.com/office/word/2015/wordml/symex" mc:Ignorable="w14 w15 w16se w16cid w16 w16cex w16sdtdh w16du">
+<w:styles xmlns:mc="http://schemas.openxmlformats.org/markup-compatibility/2006" xmlns:r="http://schemas.openxmlformats.org/officeDocument/2006/relationships" xmlns:w="http://schemas.openxmlformats.org/wordprocessingml/2006/main" xmlns:w14="http://schemas.microsoft.com/office/word/2010/wordml" xmlns:w15="http://schemas.microsoft.com/office/word/2012/wordml" xmlns:w16cex="http://schemas.microsoft.com/office/word/2018/wordml/cex" xmlns:w16cid="http://schemas.microsoft.com/office/word/2016/wordml/cid" xmlns:w16="http://schemas.microsoft.com/office/word/2018/wordml" xmlns:w16du="http://schemas.microsoft.com/office/word/2023/wordml/word16du" xmlns:w16sdtdh="http://schemas.microsoft.com/office/word/2020/wordml/sdtdatahash" xmlns:w16sdtfl="http://schemas.microsoft.com/office/word/2024/wordml/sdtformatlock" xmlns:w16se="http://schemas.microsoft.com/office/word/2015/wordml/symex" mc:Ignorable="w14 w15 w16se w16cid w16 w16cex w16sdtdh w16sdtfl w16du">
   <w:docDefaults>
     <w:rPrDefault>
       <w:rPr>
@@ -2591,15 +2686,15 @@
     <w:lsdException w:name="Unresolved Mention" w:semiHidden="1" w:unhideWhenUsed="1"/>
     <w:lsdException w:name="Smart Link" w:semiHidden="1" w:unhideWhenUsed="1"/>
   </w:latentStyles>
-  <w:style w:type="paragraph" w:default="1" w:styleId="Normal">
+  <w:style w:type="paragraph" w:default="1" w:styleId="a">
     <w:name w:val="Normal"/>
     <w:qFormat/>
   </w:style>
-  <w:style w:type="paragraph" w:styleId="Heading1">
+  <w:style w:type="paragraph" w:styleId="1">
     <w:name w:val="heading 1"/>
-    <w:basedOn w:val="Normal"/>
-    <w:next w:val="Normal"/>
-    <w:link w:val="Heading1Char"/>
+    <w:basedOn w:val="a"/>
+    <w:next w:val="a"/>
+    <w:link w:val="10"/>
     <w:uiPriority w:val="9"/>
     <w:qFormat/>
     <w:rsid w:val="00891548"/>
@@ -2616,11 +2711,11 @@
       <w:szCs w:val="40"/>
     </w:rPr>
   </w:style>
-  <w:style w:type="paragraph" w:styleId="Heading2">
+  <w:style w:type="paragraph" w:styleId="2">
     <w:name w:val="heading 2"/>
-    <w:basedOn w:val="Normal"/>
-    <w:next w:val="Normal"/>
-    <w:link w:val="Heading2Char"/>
+    <w:basedOn w:val="a"/>
+    <w:next w:val="a"/>
+    <w:link w:val="20"/>
     <w:uiPriority w:val="9"/>
     <w:semiHidden/>
     <w:unhideWhenUsed/>
@@ -2639,11 +2734,11 @@
       <w:szCs w:val="32"/>
     </w:rPr>
   </w:style>
-  <w:style w:type="paragraph" w:styleId="Heading3">
+  <w:style w:type="paragraph" w:styleId="3">
     <w:name w:val="heading 3"/>
-    <w:basedOn w:val="Normal"/>
-    <w:next w:val="Normal"/>
-    <w:link w:val="Heading3Char"/>
+    <w:basedOn w:val="a"/>
+    <w:next w:val="a"/>
+    <w:link w:val="30"/>
     <w:uiPriority w:val="9"/>
     <w:semiHidden/>
     <w:unhideWhenUsed/>
@@ -2662,11 +2757,11 @@
       <w:szCs w:val="28"/>
     </w:rPr>
   </w:style>
-  <w:style w:type="paragraph" w:styleId="Heading4">
+  <w:style w:type="paragraph" w:styleId="4">
     <w:name w:val="heading 4"/>
-    <w:basedOn w:val="Normal"/>
-    <w:next w:val="Normal"/>
-    <w:link w:val="Heading4Char"/>
+    <w:basedOn w:val="a"/>
+    <w:next w:val="a"/>
+    <w:link w:val="40"/>
     <w:uiPriority w:val="9"/>
     <w:semiHidden/>
     <w:unhideWhenUsed/>
@@ -2685,11 +2780,11 @@
       <w:color w:val="0F4761" w:themeColor="accent1" w:themeShade="BF"/>
     </w:rPr>
   </w:style>
-  <w:style w:type="paragraph" w:styleId="Heading5">
+  <w:style w:type="paragraph" w:styleId="5">
     <w:name w:val="heading 5"/>
-    <w:basedOn w:val="Normal"/>
-    <w:next w:val="Normal"/>
-    <w:link w:val="Heading5Char"/>
+    <w:basedOn w:val="a"/>
+    <w:next w:val="a"/>
+    <w:link w:val="50"/>
     <w:uiPriority w:val="9"/>
     <w:semiHidden/>
     <w:unhideWhenUsed/>
@@ -2706,11 +2801,11 @@
       <w:color w:val="0F4761" w:themeColor="accent1" w:themeShade="BF"/>
     </w:rPr>
   </w:style>
-  <w:style w:type="paragraph" w:styleId="Heading6">
+  <w:style w:type="paragraph" w:styleId="6">
     <w:name w:val="heading 6"/>
-    <w:basedOn w:val="Normal"/>
-    <w:next w:val="Normal"/>
-    <w:link w:val="Heading6Char"/>
+    <w:basedOn w:val="a"/>
+    <w:next w:val="a"/>
+    <w:link w:val="60"/>
     <w:uiPriority w:val="9"/>
     <w:semiHidden/>
     <w:unhideWhenUsed/>
@@ -2729,11 +2824,11 @@
       <w:color w:val="595959" w:themeColor="text1" w:themeTint="A6"/>
     </w:rPr>
   </w:style>
-  <w:style w:type="paragraph" w:styleId="Heading7">
+  <w:style w:type="paragraph" w:styleId="7">
     <w:name w:val="heading 7"/>
-    <w:basedOn w:val="Normal"/>
-    <w:next w:val="Normal"/>
-    <w:link w:val="Heading7Char"/>
+    <w:basedOn w:val="a"/>
+    <w:next w:val="a"/>
+    <w:link w:val="70"/>
     <w:uiPriority w:val="9"/>
     <w:semiHidden/>
     <w:unhideWhenUsed/>
@@ -2750,11 +2845,11 @@
       <w:color w:val="595959" w:themeColor="text1" w:themeTint="A6"/>
     </w:rPr>
   </w:style>
-  <w:style w:type="paragraph" w:styleId="Heading8">
+  <w:style w:type="paragraph" w:styleId="8">
     <w:name w:val="heading 8"/>
-    <w:basedOn w:val="Normal"/>
-    <w:next w:val="Normal"/>
-    <w:link w:val="Heading8Char"/>
+    <w:basedOn w:val="a"/>
+    <w:next w:val="a"/>
+    <w:link w:val="80"/>
     <w:uiPriority w:val="9"/>
     <w:semiHidden/>
     <w:unhideWhenUsed/>
@@ -2773,11 +2868,11 @@
       <w:color w:val="272727" w:themeColor="text1" w:themeTint="D8"/>
     </w:rPr>
   </w:style>
-  <w:style w:type="paragraph" w:styleId="Heading9">
+  <w:style w:type="paragraph" w:styleId="9">
     <w:name w:val="heading 9"/>
-    <w:basedOn w:val="Normal"/>
-    <w:next w:val="Normal"/>
-    <w:link w:val="Heading9Char"/>
+    <w:basedOn w:val="a"/>
+    <w:next w:val="a"/>
+    <w:link w:val="90"/>
     <w:uiPriority w:val="9"/>
     <w:semiHidden/>
     <w:unhideWhenUsed/>
@@ -2794,13 +2889,13 @@
       <w:color w:val="272727" w:themeColor="text1" w:themeTint="D8"/>
     </w:rPr>
   </w:style>
-  <w:style w:type="character" w:default="1" w:styleId="DefaultParagraphFont">
+  <w:style w:type="character" w:default="1" w:styleId="a0">
     <w:name w:val="Default Paragraph Font"/>
     <w:uiPriority w:val="1"/>
     <w:semiHidden/>
     <w:unhideWhenUsed/>
   </w:style>
-  <w:style w:type="table" w:default="1" w:styleId="TableNormal">
+  <w:style w:type="table" w:default="1" w:styleId="a1">
     <w:name w:val="Normal Table"/>
     <w:uiPriority w:val="99"/>
     <w:semiHidden/>
@@ -2815,16 +2910,16 @@
       </w:tblCellMar>
     </w:tblPr>
   </w:style>
-  <w:style w:type="numbering" w:default="1" w:styleId="NoList">
+  <w:style w:type="numbering" w:default="1" w:styleId="a2">
     <w:name w:val="No List"/>
     <w:uiPriority w:val="99"/>
     <w:semiHidden/>
     <w:unhideWhenUsed/>
   </w:style>
-  <w:style w:type="character" w:customStyle="1" w:styleId="Heading1Char">
-    <w:name w:val="Heading 1 Char"/>
-    <w:basedOn w:val="DefaultParagraphFont"/>
-    <w:link w:val="Heading1"/>
+  <w:style w:type="character" w:customStyle="1" w:styleId="10">
+    <w:name w:val="Заголовок 1 Знак"/>
+    <w:basedOn w:val="a0"/>
+    <w:link w:val="1"/>
     <w:uiPriority w:val="9"/>
     <w:rsid w:val="00891548"/>
     <w:rPr>
@@ -2834,10 +2929,10 @@
       <w:szCs w:val="40"/>
     </w:rPr>
   </w:style>
-  <w:style w:type="character" w:customStyle="1" w:styleId="Heading2Char">
-    <w:name w:val="Heading 2 Char"/>
-    <w:basedOn w:val="DefaultParagraphFont"/>
-    <w:link w:val="Heading2"/>
+  <w:style w:type="character" w:customStyle="1" w:styleId="20">
+    <w:name w:val="Заголовок 2 Знак"/>
+    <w:basedOn w:val="a0"/>
+    <w:link w:val="2"/>
     <w:uiPriority w:val="9"/>
     <w:semiHidden/>
     <w:rsid w:val="00891548"/>
@@ -2848,10 +2943,10 @@
       <w:szCs w:val="32"/>
     </w:rPr>
   </w:style>
-  <w:style w:type="character" w:customStyle="1" w:styleId="Heading3Char">
-    <w:name w:val="Heading 3 Char"/>
-    <w:basedOn w:val="DefaultParagraphFont"/>
-    <w:link w:val="Heading3"/>
+  <w:style w:type="character" w:customStyle="1" w:styleId="30">
+    <w:name w:val="Заголовок 3 Знак"/>
+    <w:basedOn w:val="a0"/>
+    <w:link w:val="3"/>
     <w:uiPriority w:val="9"/>
     <w:semiHidden/>
     <w:rsid w:val="00891548"/>
@@ -2862,10 +2957,10 @@
       <w:szCs w:val="28"/>
     </w:rPr>
   </w:style>
-  <w:style w:type="character" w:customStyle="1" w:styleId="Heading4Char">
-    <w:name w:val="Heading 4 Char"/>
-    <w:basedOn w:val="DefaultParagraphFont"/>
-    <w:link w:val="Heading4"/>
+  <w:style w:type="character" w:customStyle="1" w:styleId="40">
+    <w:name w:val="Заголовок 4 Знак"/>
+    <w:basedOn w:val="a0"/>
+    <w:link w:val="4"/>
     <w:uiPriority w:val="9"/>
     <w:semiHidden/>
     <w:rsid w:val="00891548"/>
@@ -2876,10 +2971,10 @@
       <w:color w:val="0F4761" w:themeColor="accent1" w:themeShade="BF"/>
     </w:rPr>
   </w:style>
-  <w:style w:type="character" w:customStyle="1" w:styleId="Heading5Char">
-    <w:name w:val="Heading 5 Char"/>
-    <w:basedOn w:val="DefaultParagraphFont"/>
-    <w:link w:val="Heading5"/>
+  <w:style w:type="character" w:customStyle="1" w:styleId="50">
+    <w:name w:val="Заголовок 5 Знак"/>
+    <w:basedOn w:val="a0"/>
+    <w:link w:val="5"/>
     <w:uiPriority w:val="9"/>
     <w:semiHidden/>
     <w:rsid w:val="00891548"/>
@@ -2888,10 +2983,10 @@
       <w:color w:val="0F4761" w:themeColor="accent1" w:themeShade="BF"/>
     </w:rPr>
   </w:style>
-  <w:style w:type="character" w:customStyle="1" w:styleId="Heading6Char">
-    <w:name w:val="Heading 6 Char"/>
-    <w:basedOn w:val="DefaultParagraphFont"/>
-    <w:link w:val="Heading6"/>
+  <w:style w:type="character" w:customStyle="1" w:styleId="60">
+    <w:name w:val="Заголовок 6 Знак"/>
+    <w:basedOn w:val="a0"/>
+    <w:link w:val="6"/>
     <w:uiPriority w:val="9"/>
     <w:semiHidden/>
     <w:rsid w:val="00891548"/>
@@ -2902,10 +2997,10 @@
       <w:color w:val="595959" w:themeColor="text1" w:themeTint="A6"/>
     </w:rPr>
   </w:style>
-  <w:style w:type="character" w:customStyle="1" w:styleId="Heading7Char">
-    <w:name w:val="Heading 7 Char"/>
-    <w:basedOn w:val="DefaultParagraphFont"/>
-    <w:link w:val="Heading7"/>
+  <w:style w:type="character" w:customStyle="1" w:styleId="70">
+    <w:name w:val="Заголовок 7 Знак"/>
+    <w:basedOn w:val="a0"/>
+    <w:link w:val="7"/>
     <w:uiPriority w:val="9"/>
     <w:semiHidden/>
     <w:rsid w:val="00891548"/>
@@ -2914,10 +3009,10 @@
       <w:color w:val="595959" w:themeColor="text1" w:themeTint="A6"/>
     </w:rPr>
   </w:style>
-  <w:style w:type="character" w:customStyle="1" w:styleId="Heading8Char">
-    <w:name w:val="Heading 8 Char"/>
-    <w:basedOn w:val="DefaultParagraphFont"/>
-    <w:link w:val="Heading8"/>
+  <w:style w:type="character" w:customStyle="1" w:styleId="80">
+    <w:name w:val="Заголовок 8 Знак"/>
+    <w:basedOn w:val="a0"/>
+    <w:link w:val="8"/>
     <w:uiPriority w:val="9"/>
     <w:semiHidden/>
     <w:rsid w:val="00891548"/>
@@ -2928,10 +3023,10 @@
       <w:color w:val="272727" w:themeColor="text1" w:themeTint="D8"/>
     </w:rPr>
   </w:style>
-  <w:style w:type="character" w:customStyle="1" w:styleId="Heading9Char">
-    <w:name w:val="Heading 9 Char"/>
-    <w:basedOn w:val="DefaultParagraphFont"/>
-    <w:link w:val="Heading9"/>
+  <w:style w:type="character" w:customStyle="1" w:styleId="90">
+    <w:name w:val="Заголовок 9 Знак"/>
+    <w:basedOn w:val="a0"/>
+    <w:link w:val="9"/>
     <w:uiPriority w:val="9"/>
     <w:semiHidden/>
     <w:rsid w:val="00891548"/>
@@ -2940,11 +3035,11 @@
       <w:color w:val="272727" w:themeColor="text1" w:themeTint="D8"/>
     </w:rPr>
   </w:style>
-  <w:style w:type="paragraph" w:styleId="Title">
+  <w:style w:type="paragraph" w:styleId="a3">
     <w:name w:val="Title"/>
-    <w:basedOn w:val="Normal"/>
-    <w:next w:val="Normal"/>
-    <w:link w:val="TitleChar"/>
+    <w:basedOn w:val="a"/>
+    <w:next w:val="a"/>
+    <w:link w:val="a4"/>
     <w:uiPriority w:val="10"/>
     <w:qFormat/>
     <w:rsid w:val="00891548"/>
@@ -2960,10 +3055,10 @@
       <w:szCs w:val="56"/>
     </w:rPr>
   </w:style>
-  <w:style w:type="character" w:customStyle="1" w:styleId="TitleChar">
-    <w:name w:val="Title Char"/>
-    <w:basedOn w:val="DefaultParagraphFont"/>
-    <w:link w:val="Title"/>
+  <w:style w:type="character" w:customStyle="1" w:styleId="a4">
+    <w:name w:val="Заголовок Знак"/>
+    <w:basedOn w:val="a0"/>
+    <w:link w:val="a3"/>
     <w:uiPriority w:val="10"/>
     <w:rsid w:val="00891548"/>
     <w:rPr>
@@ -2974,11 +3069,11 @@
       <w:szCs w:val="56"/>
     </w:rPr>
   </w:style>
-  <w:style w:type="paragraph" w:styleId="Subtitle">
+  <w:style w:type="paragraph" w:styleId="a5">
     <w:name w:val="Subtitle"/>
-    <w:basedOn w:val="Normal"/>
-    <w:next w:val="Normal"/>
-    <w:link w:val="SubtitleChar"/>
+    <w:basedOn w:val="a"/>
+    <w:next w:val="a"/>
+    <w:link w:val="a6"/>
     <w:uiPriority w:val="11"/>
     <w:qFormat/>
     <w:rsid w:val="00891548"/>
@@ -2995,10 +3090,10 @@
       <w:szCs w:val="28"/>
     </w:rPr>
   </w:style>
-  <w:style w:type="character" w:customStyle="1" w:styleId="SubtitleChar">
-    <w:name w:val="Subtitle Char"/>
-    <w:basedOn w:val="DefaultParagraphFont"/>
-    <w:link w:val="Subtitle"/>
+  <w:style w:type="character" w:customStyle="1" w:styleId="a6">
+    <w:name w:val="Подзаголовок Знак"/>
+    <w:basedOn w:val="a0"/>
+    <w:link w:val="a5"/>
     <w:uiPriority w:val="11"/>
     <w:rsid w:val="00891548"/>
     <w:rPr>
@@ -3009,11 +3104,11 @@
       <w:szCs w:val="28"/>
     </w:rPr>
   </w:style>
-  <w:style w:type="paragraph" w:styleId="Quote">
+  <w:style w:type="paragraph" w:styleId="21">
     <w:name w:val="Quote"/>
-    <w:basedOn w:val="Normal"/>
-    <w:next w:val="Normal"/>
-    <w:link w:val="QuoteChar"/>
+    <w:basedOn w:val="a"/>
+    <w:next w:val="a"/>
+    <w:link w:val="22"/>
     <w:uiPriority w:val="29"/>
     <w:qFormat/>
     <w:rsid w:val="00891548"/>
@@ -3027,10 +3122,10 @@
       <w:color w:val="404040" w:themeColor="text1" w:themeTint="BF"/>
     </w:rPr>
   </w:style>
-  <w:style w:type="character" w:customStyle="1" w:styleId="QuoteChar">
-    <w:name w:val="Quote Char"/>
-    <w:basedOn w:val="DefaultParagraphFont"/>
-    <w:link w:val="Quote"/>
+  <w:style w:type="character" w:customStyle="1" w:styleId="22">
+    <w:name w:val="Цитата 2 Знак"/>
+    <w:basedOn w:val="a0"/>
+    <w:link w:val="21"/>
     <w:uiPriority w:val="29"/>
     <w:rsid w:val="00891548"/>
     <w:rPr>
@@ -3039,9 +3134,9 @@
       <w:color w:val="404040" w:themeColor="text1" w:themeTint="BF"/>
     </w:rPr>
   </w:style>
-  <w:style w:type="paragraph" w:styleId="ListParagraph">
+  <w:style w:type="paragraph" w:styleId="a7">
     <w:name w:val="List Paragraph"/>
-    <w:basedOn w:val="Normal"/>
+    <w:basedOn w:val="a"/>
     <w:uiPriority w:val="34"/>
     <w:qFormat/>
     <w:rsid w:val="00891548"/>
@@ -3050,9 +3145,9 @@
       <w:contextualSpacing/>
     </w:pPr>
   </w:style>
-  <w:style w:type="character" w:styleId="IntenseEmphasis">
+  <w:style w:type="character" w:styleId="a8">
     <w:name w:val="Intense Emphasis"/>
-    <w:basedOn w:val="DefaultParagraphFont"/>
+    <w:basedOn w:val="a0"/>
     <w:uiPriority w:val="21"/>
     <w:qFormat/>
     <w:rsid w:val="00891548"/>
@@ -3062,11 +3157,11 @@
       <w:color w:val="0F4761" w:themeColor="accent1" w:themeShade="BF"/>
     </w:rPr>
   </w:style>
-  <w:style w:type="paragraph" w:styleId="IntenseQuote">
+  <w:style w:type="paragraph" w:styleId="a9">
     <w:name w:val="Intense Quote"/>
-    <w:basedOn w:val="Normal"/>
-    <w:next w:val="Normal"/>
-    <w:link w:val="IntenseQuoteChar"/>
+    <w:basedOn w:val="a"/>
+    <w:next w:val="a"/>
+    <w:link w:val="aa"/>
     <w:uiPriority w:val="30"/>
     <w:qFormat/>
     <w:rsid w:val="00891548"/>
@@ -3085,10 +3180,10 @@
       <w:color w:val="0F4761" w:themeColor="accent1" w:themeShade="BF"/>
     </w:rPr>
   </w:style>
-  <w:style w:type="character" w:customStyle="1" w:styleId="IntenseQuoteChar">
-    <w:name w:val="Intense Quote Char"/>
-    <w:basedOn w:val="DefaultParagraphFont"/>
-    <w:link w:val="IntenseQuote"/>
+  <w:style w:type="character" w:customStyle="1" w:styleId="aa">
+    <w:name w:val="Выделенная цитата Знак"/>
+    <w:basedOn w:val="a0"/>
+    <w:link w:val="a9"/>
     <w:uiPriority w:val="30"/>
     <w:rsid w:val="00891548"/>
     <w:rPr>
@@ -3097,9 +3192,9 @@
       <w:color w:val="0F4761" w:themeColor="accent1" w:themeShade="BF"/>
     </w:rPr>
   </w:style>
-  <w:style w:type="character" w:styleId="IntenseReference">
+  <w:style w:type="character" w:styleId="ab">
     <w:name w:val="Intense Reference"/>
-    <w:basedOn w:val="DefaultParagraphFont"/>
+    <w:basedOn w:val="a0"/>
     <w:uiPriority w:val="32"/>
     <w:qFormat/>
     <w:rsid w:val="00891548"/>
